--- a/reports/四川生物医药产业集团创新事业部政策信息简报_20260820.docx
+++ b/reports/四川生物医药产业集团创新事业部政策信息简报_20260820.docx
@@ -357,7 +357,7 @@
                 <w:color w:val="000000"/>
                 <w:sz w:val="24"/>
               </w:rPr>
-              <w:t>关于进一步加强医疗机构电子病历信息使用管理的通知</w:t>
+              <w:t>商务部 国家卫生健康委等12部门关于印发《促进健康消费专项行动方案》的通知</w:t>
             </w:r>
           </w:p>
         </w:tc>
@@ -386,7 +386,7 @@
                 <w:color w:val="000000"/>
                 <w:sz w:val="24"/>
               </w:rPr>
-              <w:t>国家卫生健康委办公厅 国家中医药局综合司 国家疾控局综合司</w:t>
+              <w:t>商务部等</w:t>
             </w:r>
           </w:p>
         </w:tc>
@@ -415,7 +415,7 @@
                 <w:color w:val="000000"/>
                 <w:sz w:val="24"/>
               </w:rPr>
-              <w:t>2025-06-23</w:t>
+              <w:t>2025-04-07</w:t>
             </w:r>
           </w:p>
         </w:tc>
@@ -475,7 +475,7 @@
                 <w:color w:val="000000"/>
                 <w:sz w:val="24"/>
               </w:rPr>
-              <w:t>市场监管总局 工业和信息化部关于印发《计量支撑产业新质生产力发展行动方案（2025—2030年）》的通知</w:t>
+              <w:t>工业和信息化部等七部门关于印发《医药工业数智化转型实施方案（2025—2030年）》的通知</w:t>
             </w:r>
           </w:p>
         </w:tc>
@@ -504,7 +504,7 @@
                 <w:color w:val="000000"/>
                 <w:sz w:val="24"/>
               </w:rPr>
-              <w:t>市场监管总局 工业和信息化部</w:t>
+              <w:t>工业和信息化部 商务部 国家卫生健康委 国家医保局 国家数据 国家中医药局 国家药监局</w:t>
             </w:r>
           </w:p>
         </w:tc>
@@ -533,7 +533,7 @@
                 <w:color w:val="000000"/>
                 <w:sz w:val="24"/>
               </w:rPr>
-              <w:t>2025-06-19</w:t>
+              <w:t>2025-04-03</w:t>
             </w:r>
           </w:p>
         </w:tc>
@@ -593,7 +593,7 @@
                 <w:color w:val="000000"/>
                 <w:sz w:val="24"/>
               </w:rPr>
-              <w:t>关于全面推进分娩镇痛工作的通知</w:t>
+              <w:t>国务院就业促进和劳动保护工作领导小组关于印发《加力重点领域、重点行业、城乡基层和中小微企业岗位挖潜扩容 支持重点群体就业创业实施方案》的通知</w:t>
             </w:r>
           </w:p>
         </w:tc>
@@ -622,7 +622,7 @@
                 <w:color w:val="000000"/>
                 <w:sz w:val="24"/>
               </w:rPr>
-              <w:t>国家卫生健康委 国家中医药局 国家疾控局</w:t>
+              <w:t>国务院就业促进和劳动保护工作领导小组</w:t>
             </w:r>
           </w:p>
         </w:tc>
@@ -651,7 +651,7 @@
                 <w:color w:val="000000"/>
                 <w:sz w:val="24"/>
               </w:rPr>
-              <w:t>2025-05-19</w:t>
+              <w:t>2025-03-27</w:t>
             </w:r>
           </w:p>
         </w:tc>
@@ -711,7 +711,7 @@
                 <w:color w:val="000000"/>
                 <w:sz w:val="24"/>
               </w:rPr>
-              <w:t>国家卫生健康委办公厅关于印发老年医学科建设与管理指南（2025年版）的通知</w:t>
+              <w:t>关于印发2023年度全国三级公立医院绩效监测分析情况的通报</w:t>
             </w:r>
           </w:p>
         </w:tc>
@@ -740,7 +740,7 @@
                 <w:color w:val="000000"/>
                 <w:sz w:val="24"/>
               </w:rPr>
-              <w:t>国家卫生健康委</w:t>
+              <w:t>国家卫生健康委 国家发展改革委 教育部 财政部 人力资源社会保障部 国家医保局 国家中医药局</w:t>
             </w:r>
           </w:p>
         </w:tc>
@@ -769,7 +769,7 @@
                 <w:color w:val="000000"/>
                 <w:sz w:val="24"/>
               </w:rPr>
-              <w:t>2025-04-23</w:t>
+              <w:t>2025-03-10</w:t>
             </w:r>
           </w:p>
         </w:tc>
@@ -829,7 +829,7 @@
                 <w:color w:val="000000"/>
                 <w:sz w:val="24"/>
               </w:rPr>
-              <w:t>人力资源社会保障部等九部门关于扩大新就业形态人员职业伤害保障试点的通知</w:t>
+              <w:t>关于实施2025年卫生健康系统为民服务实事项目的通知</w:t>
             </w:r>
           </w:p>
         </w:tc>
@@ -858,7 +858,7 @@
                 <w:color w:val="000000"/>
                 <w:sz w:val="24"/>
               </w:rPr>
-              <w:t>人力资源社会保障部 国家发展改革委 财政部 交通运输部 商务部 国家税务总局 市场监管总局 金融监管总局 全国总工会</w:t>
+              <w:t>国家卫生健康委 国家中医药局 国家疾控局</w:t>
             </w:r>
           </w:p>
         </w:tc>
@@ -887,7 +887,7 @@
                 <w:color w:val="000000"/>
                 <w:sz w:val="24"/>
               </w:rPr>
-              <w:t>2025-04-22</w:t>
+              <w:t>2025-02-13</w:t>
             </w:r>
           </w:p>
         </w:tc>
@@ -947,7 +947,7 @@
                 <w:color w:val="000000"/>
                 <w:sz w:val="24"/>
               </w:rPr>
-              <w:t>国家药监局 海关总署关于允许进口牛黄试点用于中成药生产有关事项的公告</w:t>
+              <w:t>国家卫生健康委办公厅关于印发婴幼儿早期发展服务指南（试行）的通知</w:t>
             </w:r>
           </w:p>
         </w:tc>
@@ -976,7 +976,7 @@
                 <w:color w:val="000000"/>
                 <w:sz w:val="24"/>
               </w:rPr>
-              <w:t>国家药监局 海关总署</w:t>
+              <w:t>国家卫生健康委</w:t>
             </w:r>
           </w:p>
         </w:tc>
@@ -1005,7 +1005,7 @@
                 <w:color w:val="000000"/>
                 <w:sz w:val="24"/>
               </w:rPr>
-              <w:t>2025-04-18</w:t>
+              <w:t>2025-02-08</w:t>
             </w:r>
           </w:p>
         </w:tc>
@@ -1065,7 +1065,7 @@
                 <w:color w:val="000000"/>
                 <w:sz w:val="24"/>
               </w:rPr>
-              <w:t>商务部印发《关于加快推进服务业扩大开放综合试点工作方案》的通知</w:t>
+              <w:t>国家卫生健康委办公厅关于印发婴幼儿营养喂养评估服务指南（试行）的通知</w:t>
             </w:r>
           </w:p>
         </w:tc>
@@ -1094,7 +1094,7 @@
                 <w:color w:val="000000"/>
                 <w:sz w:val="24"/>
               </w:rPr>
-              <w:t>商务部</w:t>
+              <w:t>国家卫生健康委</w:t>
             </w:r>
           </w:p>
         </w:tc>
@@ -1123,7 +1123,7 @@
                 <w:color w:val="000000"/>
                 <w:sz w:val="24"/>
               </w:rPr>
-              <w:t>2025-04-11</w:t>
+              <w:t>2025-02-08</w:t>
             </w:r>
           </w:p>
         </w:tc>
@@ -1225,7 +1225,7 @@
           <w:color w:val="000000"/>
           <w:sz w:val="24"/>
         </w:rPr>
-        <w:t>2. 《关于进一步加强医疗机构电子病历信息使用管理的通知》（发布机关：国家卫生健康委办公厅 国家中医药局综合司 国家疾控局综合司，发布日期：2025-06-23）</w:t>
+        <w:t>2. 《商务部 国家卫生健康委等12部门关于印发《促进健康消费专项行动方案》的通知》（发布机关：商务部等，发布日期：2025-04-07）</w:t>
       </w:r>
     </w:p>
     <w:p>
@@ -1242,7 +1242,7 @@
           <w:color w:val="000000"/>
           <w:sz w:val="24"/>
         </w:rPr>
-        <w:t>文件主要内容与核心要点：行政部门要将医疗机构规范使用电子病历信息情况作为医院评审、医院巡查、智慧医院建设等相关工作重要评估依据。各办医主体单位组织推进落实。 国家卫生健康委办公厅 国家中医药局综合司 国家疾控局综合司 2025年6月23日 （信息公开形式：主动公开）</w:t>
+        <w:t>文件主要内容与核心要点：优质农产品销售专区、专柜，组织专场销售活动。打击食品非法添加，开展有机食品认证有效性抽查。实施促进营养健康专项行动。强化餐饮营养健康工程建设，引导餐饮企业推广使用食养指南。指导城乡基层医疗卫生机构为</w:t>
       </w:r>
       <w:r>
         <w:rPr>
@@ -1263,7 +1263,7 @@
           <w:sz w:val="24"/>
           <w:u w:val="single"/>
         </w:rPr>
-        <w:t>https://www.gov.cn/zhengce/zhengceku/202507/content_7030265.htm</w:t>
+        <w:t>https://www.gov.cn/zhengce/zhengceku/202504/content_7017828.htm</w:t>
       </w:r>
       <w:r>
         <w:rPr>
@@ -1290,7 +1290,7 @@
           <w:color w:val="000000"/>
           <w:sz w:val="24"/>
         </w:rPr>
-        <w:t>3. 《市场监管总局 工业和信息化部关于印发《计量支撑产业新质生产力发展行动方案（2025—2030年）》的通知》（发布机关：市场监管总局 工业和信息化部，发布日期：2025-06-19）</w:t>
+        <w:t>3. 《工业和信息化部等七部门关于印发《医药工业数智化转型实施方案（2025—2030年）》的通知》（发布机关：工业和信息化部 商务部 国家卫生健康委 国家医保局 国家数据 国家中医药局 国家药监局，发布日期：2025-04-03）</w:t>
       </w:r>
     </w:p>
     <w:p>
@@ -1307,7 +1307,7 @@
           <w:color w:val="000000"/>
           <w:sz w:val="24"/>
         </w:rPr>
-        <w:t>文件主要内容与核心要点：重点领域，聚焦药品、疫苗、先进诊疗技术、可穿戴装备、精准医疗和检验检测等方向，开展重大防控、化学创新药、生物大分子药物、高通量基因测序、细胞治疗、生物检测、体外诊断产品、合成生物技术产品、类器官产品、</w:t>
+        <w:t>文件主要内容与核心要点：落实《医药工业高质量发展行动计划（2023—2025年）》《制造业数字化转型行动方案》《关于全面深化药品医疗器械监管改革促进医药产业高质量发展的意见》，深入推进人工智能赋能新型工业化，推动新一代信息技术</w:t>
       </w:r>
       <w:r>
         <w:rPr>
@@ -1328,7 +1328,7 @@
           <w:sz w:val="24"/>
           <w:u w:val="single"/>
         </w:rPr>
-        <w:t>https://www.gov.cn/zhengce/zhengceku/202507/content_7032440.htm</w:t>
+        <w:t>https://www.gov.cn/zhengce/zhengceku/202504/content_7020857.htm</w:t>
       </w:r>
       <w:r>
         <w:rPr>
@@ -1355,7 +1355,7 @@
           <w:color w:val="000000"/>
           <w:sz w:val="24"/>
         </w:rPr>
-        <w:t>4. 《关于全面推进分娩镇痛工作的通知》（发布机关：国家卫生健康委 国家中医药局 国家疾控局，发布日期：2025-05-19）</w:t>
+        <w:t>4. 《国务院就业促进和劳动保护工作领导小组关于印发《加力重点领域、重点行业、城乡基层和中小微企业岗位挖潜扩容 支持重点群体就业创业实施方案》的通知》（发布机关：国务院就业促进和劳动保护工作领导小组，发布日期：2025-03-27）</w:t>
       </w:r>
     </w:p>
     <w:p>
@@ -1372,7 +1372,7 @@
           <w:color w:val="000000"/>
           <w:sz w:val="24"/>
         </w:rPr>
-        <w:t>文件主要内容与核心要点：关于全面推进分娩镇痛工作的通知 国卫办医政发〔2025〕12号 各省、自治区、直辖市及新疆生产建设兵团卫生健康委、中医药局、疾控局： 为巩固分娩镇痛试点工作成效，不断提高分娩镇痛综合管理和诊疗</w:t>
+        <w:t>文件主要内容与核心要点：行业稳增长工作方案，研究保持制造业合理比重投入机制，落实“两重”、“两新”政策，稳住制造业就业规模。持续开展先进制造业促就业行动，实施制造业重点产业链高质量发展行动，培育智能装备、电子信息、生物医药、</w:t>
       </w:r>
       <w:r>
         <w:rPr>
@@ -1393,7 +1393,7 @@
           <w:sz w:val="24"/>
           <w:u w:val="single"/>
         </w:rPr>
-        <w:t>https://www.gov.cn/zhengce/zhengceku/202506/content_7026664.htm</w:t>
+        <w:t>https://www.gov.cn/zhengce/zhengceku/202503/content_7015975.htm</w:t>
       </w:r>
       <w:r>
         <w:rPr>
@@ -1420,7 +1420,7 @@
           <w:color w:val="000000"/>
           <w:sz w:val="24"/>
         </w:rPr>
-        <w:t>5. 《国家卫生健康委办公厅关于印发老年医学科建设与管理指南（2025年版）的通知》（发布机关：国家卫生健康委，发布日期：2025-04-23）</w:t>
+        <w:t>5. 《关于印发2023年度全国三级公立医院绩效监测分析情况的通报》（发布机关：国家卫生健康委 国家发展改革委 教育部 财政部 人力资源社会保障部 国家医保局 国家中医药局，发布日期：2025-03-10）</w:t>
       </w:r>
     </w:p>
     <w:p>
@@ -1437,7 +1437,7 @@
           <w:color w:val="000000"/>
           <w:sz w:val="24"/>
         </w:rPr>
-        <w:t>文件主要内容与核心要点：老年医学科建设与管理，推动完善老年人健康支撑体系，提升老年医学医疗服务能力，满足老年人医疗服务需求，我委于2019年制定印发《老年医学科建设与管理指南（试行）》。在总结老年医学科建设管理经验基础上，我们</w:t>
+        <w:t>文件主要内容与核心要点：部门要聚焦党的二十届三中全会作出的全面深化改革总目标，深入贯彻“实施健康优先发展战略”，推动建立完善健康优先发展的规划、投入、治理等政策法规体系。进一步总结和推广以三明为代表的一批典型地区的医改经验。</w:t>
       </w:r>
       <w:r>
         <w:rPr>
@@ -1458,7 +1458,7 @@
           <w:sz w:val="24"/>
           <w:u w:val="single"/>
         </w:rPr>
-        <w:t>https://www.gov.cn/zhengce/zhengceku/202505/content_7023001.htm</w:t>
+        <w:t>https://www.gov.cn/zhengce/zhengceku/202503/content_7016208.htm</w:t>
       </w:r>
       <w:r>
         <w:rPr>
@@ -1485,7 +1485,7 @@
           <w:color w:val="000000"/>
           <w:sz w:val="24"/>
         </w:rPr>
-        <w:t>6. 《人力资源社会保障部等九部门关于扩大新就业形态人员职业伤害保障试点的通知》（发布机关：人力资源社会保障部 国家发展改革委 财政部 交通运输部 商务部 国家税务总局 市场监管总局 金融监管总局 全国总工会，发布日期：2025-04-22）</w:t>
+        <w:t>6. 《关于实施2025年卫生健康系统为民服务实事项目的通知》（发布机关：国家卫生健康委 国家中医药局 国家疾控局，发布日期：2025-02-13）</w:t>
       </w:r>
     </w:p>
     <w:p>
@@ -1502,7 +1502,7 @@
           <w:color w:val="000000"/>
           <w:sz w:val="24"/>
         </w:rPr>
-        <w:t>文件主要内容与核心要点：以外统筹地区且有就医需求的、因伤情需要到参保省份以外统筹地区的医疗机构就医的，应按照国家和参保省工伤保险异地就医相关管理规定，向职业伤害确认所在地经办机构提出异地就医备案申请。职业伤害确认所在地经办机构</w:t>
+        <w:t>文件主要内容与核心要点：综合医院均提供儿科服务。 1.扩大儿科服务供给。各省级卫生健康行政部门要全面梳理辖区内尚未提供儿科服务的二、三级公立综合医院名单，督促指导其按照《医疗机构管理条例》及其实施细则、医疗机构基本标准有关要求设置</w:t>
       </w:r>
       <w:r>
         <w:rPr>
@@ -1523,7 +1523,7 @@
           <w:sz w:val="24"/>
           <w:u w:val="single"/>
         </w:rPr>
-        <w:t>https://www.gov.cn/zhengce/zhengceku/202507/content_7031656.htm</w:t>
+        <w:t>https://www.gov.cn/zhengce/zhengceku/202502/content_7003644.htm</w:t>
       </w:r>
       <w:r>
         <w:rPr>
@@ -1550,7 +1550,7 @@
           <w:color w:val="000000"/>
           <w:sz w:val="24"/>
         </w:rPr>
-        <w:t>7. 《国家药监局 海关总署关于允许进口牛黄试点用于中成药生产有关事项的公告》（发布机关：国家药监局 海关总署，发布日期：2025-04-18）</w:t>
+        <w:t>7. 《国家卫生健康委办公厅关于印发婴幼儿早期发展服务指南（试行）的通知》（发布机关：国家卫生健康委，发布日期：2025-02-08）</w:t>
       </w:r>
     </w:p>
     <w:p>
@@ -1567,7 +1567,7 @@
           <w:color w:val="000000"/>
           <w:sz w:val="24"/>
         </w:rPr>
-        <w:t>文件主要内容与核心要点：医疗器械监管改革促进医药产业高质量发展的意见》，扩大境外优质药材资源进口，满足临床用药需求，服务中医药产业高质量发展，依据《中华人民共和国药品管理法》《进口药材管理办法》《进出境中药材检疫监督管理办法》等</w:t>
+        <w:t>文件主要内容与核心要点：各类医疗机构结合实际开展婴幼儿早期发展服务。 （一）养育风险评估与指导。 1.评估与指导时机及频次。根据不同年龄段婴幼儿发育特点，结合0～6岁儿童健康管理服务时间和频次，在婴幼儿满1、3、6、8、12、</w:t>
       </w:r>
       <w:r>
         <w:rPr>
@@ -1588,7 +1588,7 @@
           <w:sz w:val="24"/>
           <w:u w:val="single"/>
         </w:rPr>
-        <w:t>https://www.gov.cn/zhengce/zhengceku/202504/content_7020229.htm</w:t>
+        <w:t>https://www.gov.cn/zhengce/zhengceku/202502/content_7002859.htm</w:t>
       </w:r>
       <w:r>
         <w:rPr>
@@ -1615,7 +1615,7 @@
           <w:color w:val="000000"/>
           <w:sz w:val="24"/>
         </w:rPr>
-        <w:t>8. 《商务部印发《关于加快推进服务业扩大开放综合试点工作方案》的通知》（发布机关：商务部，发布日期：2025-04-11）</w:t>
+        <w:t>8. 《国家卫生健康委办公厅关于印发婴幼儿营养喂养评估服务指南（试行）的通知》（发布机关：国家卫生健康委，发布日期：2025-02-08）</w:t>
       </w:r>
     </w:p>
     <w:p>
@@ -1632,7 +1632,7 @@
           <w:color w:val="000000"/>
           <w:sz w:val="24"/>
         </w:rPr>
-        <w:t>文件主要内容与核心要点：、浙江省、安徽省、福建省、山东省、湖北省、广东省、海南省、重庆市、四川省、陕西省人民政府，外交部、国家发展改革委、教育部、科技部、工业和信息化部、公安部、国家安全部、民政部、司法部、财政部、</w:t>
+        <w:t>文件主要内容与核心要点：其他专业医疗机构。 （二）咨询指导 1.喂养行为咨询指导 针对喂养行为评价中发现的问题，给予养育人针对性咨询指导。帮助养育人充分认识母乳喂养、辅食添加、合理膳食及饮食行为培养的重要性，了解自身在日常</w:t>
       </w:r>
       <w:r>
         <w:rPr>
@@ -1653,7 +1653,7 @@
           <w:sz w:val="24"/>
           <w:u w:val="single"/>
         </w:rPr>
-        <w:t>https://www.gov.cn/zhengce/zhengceku/202504/content_7019915.htm</w:t>
+        <w:t>https://www.gov.cn/zhengce/zhengceku/202502/content_7002872.htm</w:t>
       </w:r>
       <w:r>
         <w:rPr>
